--- a/Docs/Tuần 10/Báo cáo thực tập tuần 10.docx
+++ b/Docs/Tuần 10/Báo cáo thực tập tuần 10.docx
@@ -29,12 +29,12 @@
           <w:color w:val="0284C7"/>
           <w:sz w:val="27"/>
         </w:rPr>
-        <w:t>XỬ LÝ NGOẠI LỆ TOÀN DIỆN, LƯU KẾT QUẢ AN TOÀN VÀ KIỂM THỬ NGHIỆM THU HỆ THỐNG</w:t>
+        <w:t>XỬ LÝ NGOẠI LỆ VÀ KIỂM THỬ: BẮT LỖI FILE EXCEL RÁC, TEST TOÀN BỘ LUỒNG TỪ UPLOAD -&gt; AI MAPPING -&gt; LƯU BÁO CÁO</w:t>
       </w:r>
     </w:p>
     <w:p>
       <w:pPr>
-        <w:spacing w:before="240" w:after="100"/>
+        <w:spacing w:before="260" w:after="100"/>
       </w:pPr>
       <w:r>
         <w:rPr>
@@ -67,7 +67,7 @@
       <w:tr>
         <w:tc>
           <w:tcPr>
-            <w:tcW w:type="dxa" w:w="2880"/>
+            <w:tcW w:type="dxa" w:w="3024"/>
             <w:shd w:fill="F8FAFC"/>
             <w:tcMar>
               <w:top w:w="70" w:type="dxa"/>
@@ -93,7 +93,7 @@
         </w:tc>
         <w:tc>
           <w:tcPr>
-            <w:tcW w:type="dxa" w:w="6768"/>
+            <w:tcW w:type="dxa" w:w="6624"/>
             <w:tcMar>
               <w:top w:w="70" w:type="dxa"/>
               <w:bottom w:w="70" w:type="dxa"/>
@@ -120,7 +120,7 @@
       <w:tr>
         <w:tc>
           <w:tcPr>
-            <w:tcW w:type="dxa" w:w="2880"/>
+            <w:tcW w:type="dxa" w:w="3024"/>
             <w:shd w:fill="F8FAFC"/>
             <w:tcMar>
               <w:top w:w="70" w:type="dxa"/>
@@ -146,7 +146,7 @@
         </w:tc>
         <w:tc>
           <w:tcPr>
-            <w:tcW w:type="dxa" w:w="6768"/>
+            <w:tcW w:type="dxa" w:w="6624"/>
             <w:tcMar>
               <w:top w:w="70" w:type="dxa"/>
               <w:bottom w:w="70" w:type="dxa"/>
@@ -173,7 +173,7 @@
       <w:tr>
         <w:tc>
           <w:tcPr>
-            <w:tcW w:type="dxa" w:w="2880"/>
+            <w:tcW w:type="dxa" w:w="3024"/>
             <w:shd w:fill="F8FAFC"/>
             <w:tcMar>
               <w:top w:w="70" w:type="dxa"/>
@@ -199,7 +199,7 @@
         </w:tc>
         <w:tc>
           <w:tcPr>
-            <w:tcW w:type="dxa" w:w="6768"/>
+            <w:tcW w:type="dxa" w:w="6624"/>
             <w:tcMar>
               <w:top w:w="70" w:type="dxa"/>
               <w:bottom w:w="70" w:type="dxa"/>
@@ -225,7 +225,7 @@
       <w:tr>
         <w:tc>
           <w:tcPr>
-            <w:tcW w:type="dxa" w:w="2880"/>
+            <w:tcW w:type="dxa" w:w="3024"/>
             <w:shd w:fill="F8FAFC"/>
             <w:tcMar>
               <w:top w:w="70" w:type="dxa"/>
@@ -251,7 +251,7 @@
         </w:tc>
         <w:tc>
           <w:tcPr>
-            <w:tcW w:type="dxa" w:w="6768"/>
+            <w:tcW w:type="dxa" w:w="6624"/>
             <w:tcMar>
               <w:top w:w="70" w:type="dxa"/>
               <w:bottom w:w="70" w:type="dxa"/>
@@ -277,7 +277,7 @@
       <w:tr>
         <w:tc>
           <w:tcPr>
-            <w:tcW w:type="dxa" w:w="2880"/>
+            <w:tcW w:type="dxa" w:w="3024"/>
             <w:shd w:fill="F8FAFC"/>
             <w:tcMar>
               <w:top w:w="70" w:type="dxa"/>
@@ -303,7 +303,7 @@
         </w:tc>
         <w:tc>
           <w:tcPr>
-            <w:tcW w:type="dxa" w:w="6768"/>
+            <w:tcW w:type="dxa" w:w="6624"/>
             <w:tcMar>
               <w:top w:w="70" w:type="dxa"/>
               <w:bottom w:w="70" w:type="dxa"/>
@@ -329,7 +329,7 @@
       <w:tr>
         <w:tc>
           <w:tcPr>
-            <w:tcW w:type="dxa" w:w="2880"/>
+            <w:tcW w:type="dxa" w:w="3024"/>
             <w:shd w:fill="F8FAFC"/>
             <w:tcMar>
               <w:top w:w="70" w:type="dxa"/>
@@ -349,13 +349,13 @@
                 <w:color w:val="1E293B"/>
                 <w:sz w:val="23"/>
               </w:rPr>
-              <w:t>Cán bộ hướng dẫn</w:t>
+              <w:t>Cán bộ hướng dẫn tại đơn vị</w:t>
             </w:r>
           </w:p>
         </w:tc>
         <w:tc>
           <w:tcPr>
-            <w:tcW w:type="dxa" w:w="6768"/>
+            <w:tcW w:type="dxa" w:w="6624"/>
             <w:tcMar>
               <w:top w:w="70" w:type="dxa"/>
               <w:bottom w:w="70" w:type="dxa"/>
@@ -382,7 +382,7 @@
       <w:tr>
         <w:tc>
           <w:tcPr>
-            <w:tcW w:type="dxa" w:w="2880"/>
+            <w:tcW w:type="dxa" w:w="3024"/>
             <w:shd w:fill="F8FAFC"/>
             <w:tcMar>
               <w:top w:w="70" w:type="dxa"/>
@@ -408,7 +408,7 @@
         </w:tc>
         <w:tc>
           <w:tcPr>
-            <w:tcW w:type="dxa" w:w="6768"/>
+            <w:tcW w:type="dxa" w:w="6624"/>
             <w:tcMar>
               <w:top w:w="70" w:type="dxa"/>
               <w:bottom w:w="70" w:type="dxa"/>
@@ -434,7 +434,7 @@
       <w:tr>
         <w:tc>
           <w:tcPr>
-            <w:tcW w:type="dxa" w:w="2880"/>
+            <w:tcW w:type="dxa" w:w="3024"/>
             <w:shd w:fill="F8FAFC"/>
             <w:tcMar>
               <w:top w:w="70" w:type="dxa"/>
@@ -460,7 +460,7 @@
         </w:tc>
         <w:tc>
           <w:tcPr>
-            <w:tcW w:type="dxa" w:w="6768"/>
+            <w:tcW w:type="dxa" w:w="6624"/>
             <w:tcMar>
               <w:top w:w="70" w:type="dxa"/>
               <w:bottom w:w="70" w:type="dxa"/>
@@ -501,7 +501,7 @@
           <w:color w:val="0F172A"/>
           <w:sz w:val="24"/>
         </w:rPr>
-        <w:t xml:space="preserve">Mục tiêu công việc: </w:t>
+        <w:t xml:space="preserve">Căn cứ kế hoạch học tập: </w:t>
       </w:r>
       <w:r>
         <w:rPr>
@@ -510,12 +510,36 @@
           <w:color w:val="1E293B"/>
           <w:sz w:val="24"/>
         </w:rPr>
-        <w:t>Tuần 10 là chặng hoàn thiện và đóng gói toàn bộ đề tài thực tập tốt nghiệp. Nội dung trọng tâm của tuần này gồm hai nhiệm vụ then chốt: Thứ nhất, xây dựng cơ chế phòng vệ và xử lý ngoại lệ đa tầng để đảm bảo hệ thống không bị lỗi hay treo ứng dụng khi gặp phải các loại tệp Excel bị lỗi (như tệp rỗng 0 bytes, tệp sai cấu trúc nén OpenXML, tệp văn bản đổi đuôi giả mạo, hoặc tệp vượt quá dung lượng cho phép). Thứ hai, hoàn thiện quy trình lưu trữ kết quả bóc tách hợp lệ vào cơ sở dữ liệu của hệ thống, bảo đảm module hoạt động độc lập và hoàn toàn tương thích, không làm ảnh hưởng đến các phân hệ báo cáo hiện có của eForm.</w:t>
+        <w:t>Theo đúng Kế hoạch học tập của sinh viên (Biểu 2), nội dung thực tập trong Tuần 10 của em là: Xử lý ngoại lệ và Kiểm thử: Bắt lỗi file Excel rác, test toàn bộ luồng từ Upload -&gt; AI Mapping -&gt; Lưu báo cáo. Mục tiêu cần đạt là Module AI chạy ổn định, không xung đột với hệ thống cũ.</w:t>
       </w:r>
     </w:p>
     <w:p>
       <w:pPr>
-        <w:spacing w:before="240" w:after="100"/>
+        <w:spacing w:before="40" w:after="80" w:line="300" w:lineRule="auto"/>
+        <w:jc w:val="both"/>
+      </w:pPr>
+      <w:r>
+        <w:rPr>
+          <w:rFonts w:ascii="Times New Roman" w:hAnsi="Times New Roman"/>
+          <w:b/>
+          <w:color w:val="0F172A"/>
+          <w:sz w:val="24"/>
+        </w:rPr>
+        <w:t xml:space="preserve">Bối cảnh và mục tiêu cụ thể: </w:t>
+      </w:r>
+      <w:r>
+        <w:rPr>
+          <w:rFonts w:ascii="Times New Roman" w:hAnsi="Times New Roman"/>
+          <w:i w:val="0"/>
+          <w:color w:val="1E293B"/>
+          <w:sz w:val="24"/>
+        </w:rPr>
+        <w:t>Tuần 10 là chặng nghiệm thu và hoàn thiện toàn bộ đề tài thực tập tốt nghiệp. Trong môi trường thực tế, hệ thống tiếp nhận báo cáo từ hàng trăm cơ quan đơn vị khác nhau nên không thể tránh khỏi các sự cố như: người dùng gửi nhầm tệp rỗng 0 bytes, tệp tin bị hỏng do mạng chập chờn, hoặc tệp văn bản bị đổi đuôi giả mạo thành .xlsx. Do đó, nhiệm vụ của em là xây dựng cơ chế phòng vệ ngoại lệ đa tầng để bảo vệ hệ thống tuyệt đối, đồng thời kiểm thử toàn bộ chu trình khép kín từ khâu tải tệp đến lưu báo cáo vào cơ sở dữ liệu, đảm bảo module hoạt động hoàn toàn độc lập và không xung đột với hệ thống eForm hiện hữu.</w:t>
+      </w:r>
+    </w:p>
+    <w:p>
+      <w:pPr>
+        <w:spacing w:before="260" w:after="100"/>
       </w:pPr>
       <w:r>
         <w:rPr>
@@ -524,12 +548,12 @@
           <w:color w:val="0F172A"/>
           <w:sz w:val="28"/>
         </w:rPr>
-        <w:t>II. NỘI DUNG VÀ KẾT QUẢ THỰC HIỆN</w:t>
+        <w:t>II. NỘI DUNG VÀ TIẾN ĐỘ THỰC HIỆN CHI TIẾT</w:t>
       </w:r>
     </w:p>
     <w:p>
       <w:pPr>
-        <w:spacing w:before="180" w:after="60"/>
+        <w:spacing w:before="200" w:after="60"/>
       </w:pPr>
       <w:r>
         <w:rPr>
@@ -538,7 +562,7 @@
           <w:color w:val="1E293B"/>
           <w:sz w:val="25"/>
         </w:rPr>
-        <w:t>1. Xây dựng cơ chế phòng vệ và xử lý ngoại lệ đa tầng</w:t>
+        <w:t>1. Sơ đồ hoạt động xử lý ngoại lệ và luồng toàn trình End-to-End</w:t>
       </w:r>
     </w:p>
     <w:p>
@@ -553,79 +577,7 @@
           <w:color w:val="1E293B"/>
           <w:sz w:val="24"/>
         </w:rPr>
-        <w:t>Trong môi trường vận hành thực tế tại các cơ quan nhà nước, người dùng có thể vô tình nộp các tệp tin bị hỏng do quá trình tải về bị ngắt quãng hoặc lưu sai định dạng. Để bảo vệ hệ thống tuyệt đối, em đã xây dựng cơ chế kiểm soát lỗi hai lớp chặt chẽ:</w:t>
-      </w:r>
-    </w:p>
-    <w:p>
-      <w:pPr>
-        <w:pStyle w:val="ListBullet"/>
-        <w:spacing w:before="40" w:after="60" w:line="288" w:lineRule="auto"/>
-        <w:jc w:val="both"/>
-      </w:pPr>
-      <w:r>
-        <w:rPr>
-          <w:rFonts w:ascii="Times New Roman" w:hAnsi="Times New Roman"/>
-          <w:b/>
-          <w:color w:val="0F172A"/>
-          <w:sz w:val="24"/>
-        </w:rPr>
-        <w:t xml:space="preserve">Kiểm soát tại giao diện: </w:t>
-      </w:r>
-      <w:r>
-        <w:rPr>
-          <w:rFonts w:ascii="Times New Roman" w:hAnsi="Times New Roman"/>
-          <w:color w:val="1E293B"/>
-          <w:sz w:val="24"/>
-        </w:rPr>
-        <w:t>Lớp 1 - Kiểm tra tại trình duyệt (Giao diện người dùng): Ngay khi người dùng chọn tệp, hệ thống kiểm tra phần mở rộng tệp (.xlsx, .xlsm), kiểm tra kích thước tệp tin (chặn tệp rỗng 0 bytes và tệp lớn hơn 50 MB). Nếu phát hiện bất thường, hệ thống hiển thị ngay thông báo cảnh báo màu đỏ và tạm khóa nút 'Nhập và phân tích', không phát sinh yêu cầu gửi qua mạng, giúp tiết kiệm băng thông máy chủ.</w:t>
-      </w:r>
-    </w:p>
-    <w:p>
-      <w:pPr>
-        <w:pStyle w:val="ListBullet"/>
-        <w:spacing w:before="40" w:after="60" w:line="288" w:lineRule="auto"/>
-        <w:jc w:val="both"/>
-      </w:pPr>
-      <w:r>
-        <w:rPr>
-          <w:rFonts w:ascii="Times New Roman" w:hAnsi="Times New Roman"/>
-          <w:b/>
-          <w:color w:val="0F172A"/>
-          <w:sz w:val="24"/>
-        </w:rPr>
-        <w:t xml:space="preserve">Kiểm soát tại máy chủ: </w:t>
-      </w:r>
-      <w:r>
-        <w:rPr>
-          <w:rFonts w:ascii="Times New Roman" w:hAnsi="Times New Roman"/>
-          <w:color w:val="1E293B"/>
-          <w:sz w:val="24"/>
-        </w:rPr>
-        <w:t>Lớp 2 - Kiểm tra tại máy chủ (Backend): Khi tệp được gửi lên máy chủ, hệ thống không vội vàng nạp ngay vào bộ nhớ mà tiến hành kiểm tra chữ ký định dạng nhị phân (Magic Bytes PK: 0x50 0x4B) của chuẩn tệp nén OpenXML. Nếu người dùng đổi đuôi một tệp văn bản thông thường (.txt, .docx) thành .xlsx, máy chủ sẽ lập tức phát hiện và từ chối xử lý, đồng thời bao bọc toàn bộ ngoại lệ để trả về thông điệp tiếng Việt thân thiện thay vì làm sập dịch vụ máy chủ.</w:t>
-      </w:r>
-    </w:p>
-    <w:p>
-      <w:pPr>
-        <w:pStyle w:val="ListBullet"/>
-        <w:spacing w:before="40" w:after="60" w:line="288" w:lineRule="auto"/>
-        <w:jc w:val="both"/>
-      </w:pPr>
-      <w:r>
-        <w:rPr>
-          <w:rFonts w:ascii="Times New Roman" w:hAnsi="Times New Roman"/>
-          <w:b/>
-          <w:color w:val="0F172A"/>
-          <w:sz w:val="24"/>
-        </w:rPr>
-        <w:t xml:space="preserve">Bảo vệ dịch vụ liên kết: </w:t>
-      </w:r>
-      <w:r>
-        <w:rPr>
-          <w:rFonts w:ascii="Times New Roman" w:hAnsi="Times New Roman"/>
-          <w:color w:val="1E293B"/>
-          <w:sz w:val="24"/>
-        </w:rPr>
-        <w:t>Xử lý trường hợp dịch vụ bóc tách gặp sự cố: Nếu quá trình xử lý bị quá thời gian hoặc dịch vụ bóc tách tạm thời gián đoạn, hệ thống thông báo trạng thái rõ ràng để người dùng thử lại sau mà không bị treo trang web.</w:t>
+        <w:t>Em đã thiết kế cơ chế kiểm soát lỗi và chu trình xử lý toàn trình thông qua Sơ đồ hoạt động dưới đây:</w:t>
       </w:r>
     </w:p>
     <w:p>
@@ -636,7 +588,7 @@
       <w:r>
         <w:drawing>
           <wp:inline xmlns:a="http://schemas.openxmlformats.org/drawingml/2006/main" xmlns:pic="http://schemas.openxmlformats.org/drawingml/2006/picture">
-            <wp:extent cx="5669280" cy="3779520"/>
+            <wp:extent cx="5669280" cy="1933164"/>
             <wp:docPr id="1" name="Picture 1"/>
             <wp:cNvGraphicFramePr>
               <a:graphicFrameLocks noChangeAspect="1"/>
@@ -645,7 +597,7 @@
               <a:graphicData uri="http://schemas.openxmlformats.org/drawingml/2006/picture">
                 <pic:pic>
                   <pic:nvPicPr>
-                    <pic:cNvPr id="0" name="01_Kiem_tra_file_rong_0_byte.png"/>
+                    <pic:cNvPr id="0" name="01_LUONG_XU_LY_NGOAI_LE_VA_END_TO_END.png"/>
                     <pic:cNvPicPr/>
                   </pic:nvPicPr>
                   <pic:blipFill>
@@ -657,7 +609,7 @@
                   <pic:spPr>
                     <a:xfrm>
                       <a:off x="0" y="0"/>
-                      <a:ext cx="5669280" cy="3779520"/>
+                      <a:ext cx="5669280" cy="1933164"/>
                     </a:xfrm>
                     <a:prstGeom prst="rect"/>
                   </pic:spPr>
@@ -676,11 +628,248 @@
       <w:r>
         <w:rPr>
           <w:rFonts w:ascii="Times New Roman" w:hAnsi="Times New Roman"/>
+          <w:b/>
           <w:i/>
           <w:color w:val="334155"/>
           <w:sz w:val="21"/>
         </w:rPr>
-        <w:t>Hình 1. Giao diện lập tức phát hiện và thông báo lỗi khi người dùng chọn tệp rỗng 0 bytes.</w:t>
+        <w:t>Hình 1. Sơ đồ hoạt động kiểm soát ngoại lệ đa tầng và chu trình toàn trình End-to-End.</w:t>
+      </w:r>
+    </w:p>
+    <w:p>
+      <w:pPr>
+        <w:spacing w:before="40" w:after="80" w:line="300" w:lineRule="auto"/>
+        <w:jc w:val="both"/>
+      </w:pPr>
+      <w:r>
+        <w:rPr>
+          <w:rFonts w:ascii="Times New Roman" w:hAnsi="Times New Roman"/>
+          <w:i w:val="0"/>
+          <w:color w:val="1E293B"/>
+          <w:sz w:val="24"/>
+        </w:rPr>
+        <w:t>Phân tích chi tiết các bước trong sơ đồ hoạt động:</w:t>
+      </w:r>
+    </w:p>
+    <w:p>
+      <w:pPr>
+        <w:pStyle w:val="ListBullet"/>
+        <w:spacing w:before="40" w:after="60" w:line="288" w:lineRule="auto"/>
+        <w:jc w:val="both"/>
+      </w:pPr>
+      <w:r>
+        <w:rPr>
+          <w:rFonts w:ascii="Times New Roman" w:hAnsi="Times New Roman"/>
+          <w:b/>
+          <w:color w:val="0F172A"/>
+          <w:sz w:val="24"/>
+        </w:rPr>
+        <w:t xml:space="preserve">Bước 1 - Tiếp nhận tệp tin đầu vào: </w:t>
+      </w:r>
+      <w:r>
+        <w:rPr>
+          <w:rFonts w:ascii="Times New Roman" w:hAnsi="Times New Roman"/>
+          <w:color w:val="1E293B"/>
+          <w:sz w:val="24"/>
+        </w:rPr>
+        <w:t>Người dùng thực hiện chọn tệp Excel hoặc kéo thả tệp vào giao diện ứng dụng.</w:t>
+      </w:r>
+    </w:p>
+    <w:p>
+      <w:pPr>
+        <w:pStyle w:val="ListBullet"/>
+        <w:spacing w:before="40" w:after="60" w:line="288" w:lineRule="auto"/>
+        <w:jc w:val="both"/>
+      </w:pPr>
+      <w:r>
+        <w:rPr>
+          <w:rFonts w:ascii="Times New Roman" w:hAnsi="Times New Roman"/>
+          <w:b/>
+          <w:color w:val="0F172A"/>
+          <w:sz w:val="24"/>
+        </w:rPr>
+        <w:t xml:space="preserve">Bước 2 - Phòng vệ Lớp 1 (Giao diện): </w:t>
+      </w:r>
+      <w:r>
+        <w:rPr>
+          <w:rFonts w:ascii="Times New Roman" w:hAnsi="Times New Roman"/>
+          <w:color w:val="1E293B"/>
+          <w:sz w:val="24"/>
+        </w:rPr>
+        <w:t>Kiểm tra ngay tại trình duyệt: bắt tệp rỗng 0 bytes, tệp sai đuôi (.xlsx/.xlsm), tệp vượt quá 50 MB. Nếu có lỗi, giao diện hiện thông báo đỏ và dừng lại ngay, không phát sinh yêu cầu qua mạng.</w:t>
+      </w:r>
+    </w:p>
+    <w:p>
+      <w:pPr>
+        <w:pStyle w:val="ListBullet"/>
+        <w:spacing w:before="40" w:after="60" w:line="288" w:lineRule="auto"/>
+        <w:jc w:val="both"/>
+      </w:pPr>
+      <w:r>
+        <w:rPr>
+          <w:rFonts w:ascii="Times New Roman" w:hAnsi="Times New Roman"/>
+          <w:b/>
+          <w:color w:val="0F172A"/>
+          <w:sz w:val="24"/>
+        </w:rPr>
+        <w:t xml:space="preserve">Bước 3 - Phòng vệ Lớp 2 (Máy chủ): </w:t>
+      </w:r>
+      <w:r>
+        <w:rPr>
+          <w:rFonts w:ascii="Times New Roman" w:hAnsi="Times New Roman"/>
+          <w:color w:val="1E293B"/>
+          <w:sz w:val="24"/>
+        </w:rPr>
+        <w:t>Kiểm tra tại máy chủ: Thẩm định chữ ký nhị phân Magic Bytes PK (0x50 0x4B) của chuẩn tệp nén OpenXML. Nếu tệp bị đổi đuôi giả mạo hoặc hỏng cấu trúc nén, máy chủ từ chối và phản hồi thông điệp tiếng Việt thân thiện, không để xảy ra lỗi máy chủ nội bộ (Error 500).</w:t>
+      </w:r>
+    </w:p>
+    <w:p>
+      <w:pPr>
+        <w:pStyle w:val="ListBullet"/>
+        <w:spacing w:before="40" w:after="60" w:line="288" w:lineRule="auto"/>
+        <w:jc w:val="both"/>
+      </w:pPr>
+      <w:r>
+        <w:rPr>
+          <w:rFonts w:ascii="Times New Roman" w:hAnsi="Times New Roman"/>
+          <w:b/>
+          <w:color w:val="0F172A"/>
+          <w:sz w:val="24"/>
+        </w:rPr>
+        <w:t xml:space="preserve">Bước 4 - Trích xuất dữ liệu thông minh: </w:t>
+      </w:r>
+      <w:r>
+        <w:rPr>
+          <w:rFonts w:ascii="Times New Roman" w:hAnsi="Times New Roman"/>
+          <w:color w:val="1E293B"/>
+          <w:sz w:val="24"/>
+        </w:rPr>
+        <w:t>Bóc tách cấu trúc bảng bằng mô hình AI, kết hợp kiểm tra quy tắc Cache tự học đã tích lũy.</w:t>
+      </w:r>
+    </w:p>
+    <w:p>
+      <w:pPr>
+        <w:pStyle w:val="ListBullet"/>
+        <w:spacing w:before="40" w:after="60" w:line="288" w:lineRule="auto"/>
+        <w:jc w:val="both"/>
+      </w:pPr>
+      <w:r>
+        <w:rPr>
+          <w:rFonts w:ascii="Times New Roman" w:hAnsi="Times New Roman"/>
+          <w:b/>
+          <w:color w:val="0F172A"/>
+          <w:sz w:val="24"/>
+        </w:rPr>
+        <w:t xml:space="preserve">Bước 5 - Thẩm định trên lưới xem trước: </w:t>
+      </w:r>
+      <w:r>
+        <w:rPr>
+          <w:rFonts w:ascii="Times New Roman" w:hAnsi="Times New Roman"/>
+          <w:color w:val="1E293B"/>
+          <w:sz w:val="24"/>
+        </w:rPr>
+        <w:t>Hiển thị bảng xem trước đa tầng để cán bộ kiểm tra, thẩm định số liệu.</w:t>
+      </w:r>
+    </w:p>
+    <w:p>
+      <w:pPr>
+        <w:pStyle w:val="ListBullet"/>
+        <w:spacing w:before="40" w:after="60" w:line="288" w:lineRule="auto"/>
+        <w:jc w:val="both"/>
+      </w:pPr>
+      <w:r>
+        <w:rPr>
+          <w:rFonts w:ascii="Times New Roman" w:hAnsi="Times New Roman"/>
+          <w:b/>
+          <w:color w:val="0F172A"/>
+          <w:sz w:val="24"/>
+        </w:rPr>
+        <w:t xml:space="preserve">Bước 6 - Xác nhận và lưu trữ CSDL: </w:t>
+      </w:r>
+      <w:r>
+        <w:rPr>
+          <w:rFonts w:ascii="Times New Roman" w:hAnsi="Times New Roman"/>
+          <w:color w:val="1E293B"/>
+          <w:sz w:val="24"/>
+        </w:rPr>
+        <w:t>Cán bộ xác nhận lưu báo cáo -&gt; Dữ liệu được ghi an toàn vào bảng lưu trữ độc lập của hệ thống (import_records), hoàn tất toàn bộ chu trình.</w:t>
+      </w:r>
+    </w:p>
+    <w:p>
+      <w:pPr>
+        <w:spacing w:before="200" w:after="60"/>
+      </w:pPr>
+      <w:r>
+        <w:rPr>
+          <w:rFonts w:ascii="Times New Roman" w:hAnsi="Times New Roman"/>
+          <w:b/>
+          <w:color w:val="1E293B"/>
+          <w:sz w:val="25"/>
+        </w:rPr>
+        <w:t>2. Phòng vệ đa tầng bắt lỗi các loại tệp Excel rác</w:t>
+      </w:r>
+    </w:p>
+    <w:p>
+      <w:pPr>
+        <w:spacing w:before="40" w:after="80" w:line="300" w:lineRule="auto"/>
+        <w:jc w:val="both"/>
+      </w:pPr>
+      <w:r>
+        <w:rPr>
+          <w:rFonts w:ascii="Times New Roman" w:hAnsi="Times New Roman"/>
+          <w:i w:val="0"/>
+          <w:color w:val="1E293B"/>
+          <w:sz w:val="24"/>
+        </w:rPr>
+        <w:t>Hình ảnh ghi nhận thực tế khi hệ thống phát hiện và chặn đứng các tệp tin lỗi tại máy chủ thử nghiệm (http://hoang.dev.com/):</w:t>
+      </w:r>
+    </w:p>
+    <w:p>
+      <w:pPr>
+        <w:pStyle w:val="ListBullet"/>
+        <w:spacing w:before="40" w:after="60" w:line="288" w:lineRule="auto"/>
+        <w:jc w:val="both"/>
+      </w:pPr>
+      <w:r>
+        <w:rPr>
+          <w:rFonts w:ascii="Times New Roman" w:hAnsi="Times New Roman"/>
+          <w:b/>
+          <w:color w:val="0F172A"/>
+          <w:sz w:val="24"/>
+        </w:rPr>
+        <w:t xml:space="preserve">Bắt lỗi tệp rỗng 0 bytes: </w:t>
+      </w:r>
+      <w:r>
+        <w:rPr>
+          <w:rFonts w:ascii="Times New Roman" w:hAnsi="Times New Roman"/>
+          <w:color w:val="1E293B"/>
+          <w:sz w:val="24"/>
+        </w:rPr>
+        <w:t>Khi chọn tệp rỗng 0 bytes, giao diện hiển thị ngay cảnh báo màu đỏ: 'File Excel rỗng (0 bytes). Vui lòng chọn file hợp lệ.' và nút bấm bị khóa.</w:t>
+      </w:r>
+    </w:p>
+    <w:p>
+      <w:pPr>
+        <w:pStyle w:val="ListBullet"/>
+        <w:spacing w:before="40" w:after="60" w:line="288" w:lineRule="auto"/>
+        <w:jc w:val="both"/>
+      </w:pPr>
+      <w:r>
+        <w:rPr>
+          <w:rFonts w:ascii="Times New Roman" w:hAnsi="Times New Roman"/>
+          <w:b/>
+          <w:color w:val="0F172A"/>
+          <w:sz w:val="24"/>
+        </w:rPr>
+        <w:t xml:space="preserve">Bắt lỗi tệp hỏng OpenXML: </w:t>
+      </w:r>
+      <w:r>
+        <w:rPr>
+          <w:rFonts w:ascii="Times New Roman" w:hAnsi="Times New Roman"/>
+          <w:color w:val="1E293B"/>
+          <w:sz w:val="24"/>
+        </w:rPr>
+        <w:t>Khi gửi tệp tin hỏng hoặc tệp văn bản đổi đuôi thành .xlsx, máy chủ kiểm tra Magic Bytes và phản hồi: 'Tệp tin không phải định dạng Excel OpenXML hợp lệ hoặc đã bị lỗi.'</w:t>
       </w:r>
     </w:p>
     <w:p>
@@ -700,7 +889,7 @@
               <a:graphicData uri="http://schemas.openxmlformats.org/drawingml/2006/picture">
                 <pic:pic>
                   <pic:nvPicPr>
-                    <pic:cNvPr id="0" name="02_Kiem_tra_file_sai_dinh_dang.png"/>
+                    <pic:cNvPr id="0" name="01_Kiem_tra_file_rong_0_byte.png"/>
                     <pic:cNvPicPr/>
                   </pic:nvPicPr>
                   <pic:blipFill>
@@ -731,112 +920,12 @@
       <w:r>
         <w:rPr>
           <w:rFonts w:ascii="Times New Roman" w:hAnsi="Times New Roman"/>
+          <w:b/>
           <w:i/>
           <w:color w:val="334155"/>
           <w:sz w:val="21"/>
         </w:rPr>
-        <w:t>Hình 2. Máy chủ phát hiện và từ chối xử lý tệp tin hỏng cấu trúc OpenXML với thông báo rõ ràng.</w:t>
-      </w:r>
-    </w:p>
-    <w:p>
-      <w:pPr>
-        <w:spacing w:before="180" w:after="60"/>
-      </w:pPr>
-      <w:r>
-        <w:rPr>
-          <w:rFonts w:ascii="Times New Roman" w:hAnsi="Times New Roman"/>
-          <w:b/>
-          <w:color w:val="1E293B"/>
-          <w:sz w:val="25"/>
-        </w:rPr>
-        <w:t>2. Hoàn thiện luồng lưu trữ kết quả bóc tách vào cơ sở dữ liệu</w:t>
-      </w:r>
-    </w:p>
-    <w:p>
-      <w:pPr>
-        <w:spacing w:before="40" w:after="80" w:line="300" w:lineRule="auto"/>
-        <w:jc w:val="both"/>
-      </w:pPr>
-      <w:r>
-        <w:rPr>
-          <w:rFonts w:ascii="Times New Roman" w:hAnsi="Times New Roman"/>
-          <w:i w:val="0"/>
-          <w:color w:val="1E293B"/>
-          <w:sz w:val="24"/>
-        </w:rPr>
-        <w:t>Sau khi dữ liệu bảng tính đã được bóc tách chuẩn xác và người dùng đã thẩm định xong trên màn hình xem trước, hệ thống tiến hành lưu kết quả để phục vụ cho các bước nghiệp vụ tiếp theo của eForm:</w:t>
-      </w:r>
-    </w:p>
-    <w:p>
-      <w:pPr>
-        <w:pStyle w:val="ListBullet"/>
-        <w:spacing w:before="40" w:after="60" w:line="288" w:lineRule="auto"/>
-        <w:jc w:val="both"/>
-      </w:pPr>
-      <w:r>
-        <w:rPr>
-          <w:rFonts w:ascii="Times New Roman" w:hAnsi="Times New Roman"/>
-          <w:b/>
-          <w:color w:val="0F172A"/>
-          <w:sz w:val="24"/>
-        </w:rPr>
-        <w:t xml:space="preserve">Lưu trữ dữ liệu đầy đủ: </w:t>
-      </w:r>
-      <w:r>
-        <w:rPr>
-          <w:rFonts w:ascii="Times New Roman" w:hAnsi="Times New Roman"/>
-          <w:color w:val="1E293B"/>
-          <w:sz w:val="24"/>
-        </w:rPr>
-        <w:t>Dữ liệu được lưu trữ an toàn vào bảng lưu trữ độc lập của phân hệ nhập liệu, bao gồm các thông tin: mã định danh văn bản, tài khoản người thực hiện, tên tệp gốc, tên trang tính, cấu trúc bảng và thời gian thực hiện.</w:t>
-      </w:r>
-    </w:p>
-    <w:p>
-      <w:pPr>
-        <w:pStyle w:val="ListBullet"/>
-        <w:spacing w:before="40" w:after="60" w:line="288" w:lineRule="auto"/>
-        <w:jc w:val="both"/>
-      </w:pPr>
-      <w:r>
-        <w:rPr>
-          <w:rFonts w:ascii="Times New Roman" w:hAnsi="Times New Roman"/>
-          <w:b/>
-          <w:color w:val="0F172A"/>
-          <w:sz w:val="24"/>
-        </w:rPr>
-        <w:t xml:space="preserve">Xác nhận lưu an toàn: </w:t>
-      </w:r>
-      <w:r>
-        <w:rPr>
-          <w:rFonts w:ascii="Times New Roman" w:hAnsi="Times New Roman"/>
-          <w:color w:val="1E293B"/>
-          <w:sz w:val="24"/>
-        </w:rPr>
-        <w:t>Hệ thống chỉ xác nhận lưu thành công khi toàn bộ dữ liệu đã được ghi nhận vào cơ sở dữ liệu; nếu có lỗi trong quá trình ghi, hệ thống sẽ thông báo chi tiết lý do để người dùng biết.</w:t>
-      </w:r>
-    </w:p>
-    <w:p>
-      <w:pPr>
-        <w:pStyle w:val="ListBullet"/>
-        <w:spacing w:before="40" w:after="60" w:line="288" w:lineRule="auto"/>
-        <w:jc w:val="both"/>
-      </w:pPr>
-      <w:r>
-        <w:rPr>
-          <w:rFonts w:ascii="Times New Roman" w:hAnsi="Times New Roman"/>
-          <w:b/>
-          <w:color w:val="0F172A"/>
-          <w:sz w:val="24"/>
-        </w:rPr>
-        <w:t xml:space="preserve">Phản hồi trạng thái lưu: </w:t>
-      </w:r>
-      <w:r>
-        <w:rPr>
-          <w:rFonts w:ascii="Times New Roman" w:hAnsi="Times New Roman"/>
-          <w:color w:val="1E293B"/>
-          <w:sz w:val="24"/>
-        </w:rPr>
-        <w:t>Sau khi lưu thành công, thanh trạng thái trên giao diện cập nhật thông báo rõ ràng: 'Đã nhận kết quả AI' kèm thông điệp hướng dẫn người dùng.</w:t>
+        <w:t>Hình 2. Giao diện lập tức phát hiện và chặn đứng tệp rác 0 bytes ngay tại trình duyệt.</w:t>
       </w:r>
     </w:p>
     <w:p>
@@ -856,7 +945,7 @@
               <a:graphicData uri="http://schemas.openxmlformats.org/drawingml/2006/picture">
                 <pic:pic>
                   <pic:nvPicPr>
-                    <pic:cNvPr id="0" name="03_Xac_nhan_luu_ket_qua_co_so_du_lieu.png"/>
+                    <pic:cNvPr id="0" name="02_Kiem_tra_file_sai_dinh_dang.png"/>
                     <pic:cNvPicPr/>
                   </pic:nvPicPr>
                   <pic:blipFill>
@@ -887,16 +976,17 @@
       <w:r>
         <w:rPr>
           <w:rFonts w:ascii="Times New Roman" w:hAnsi="Times New Roman"/>
+          <w:b/>
           <w:i/>
           <w:color w:val="334155"/>
           <w:sz w:val="21"/>
         </w:rPr>
-        <w:t>Hình 3. Giao diện hiển thị kết quả bóc tách thành công và xác nhận trạng thái lưu dữ liệu.</w:t>
+        <w:t>Hình 3. Máy chủ phát hiện và từ chối xử lý tệp tin hỏng cấu trúc OpenXML với thông báo rõ ràng.</w:t>
       </w:r>
     </w:p>
     <w:p>
       <w:pPr>
-        <w:spacing w:before="180" w:after="60"/>
+        <w:spacing w:before="200" w:after="60"/>
       </w:pPr>
       <w:r>
         <w:rPr>
@@ -905,7 +995,7 @@
           <w:color w:val="1E293B"/>
           <w:sz w:val="25"/>
         </w:rPr>
-        <w:t>3. Đảm bảo tính tương thích và độc lập với hệ thống eForm hiện hữu</w:t>
+        <w:t>3. Lưu kết quả an toàn vào cơ sở dữ liệu và Đảm bảo tính độc lập</w:t>
       </w:r>
     </w:p>
     <w:p>
@@ -920,7 +1010,7 @@
           <w:color w:val="1E293B"/>
           <w:sz w:val="24"/>
         </w:rPr>
-        <w:t>Một yêu cầu đặc biệt quan trọng được cán bộ hướng dẫn tại công ty nhấn mạnh là: module mới phát triển phải tuyệt đối an toàn và không được làm gián đoạn hay xung đột với hệ thống báo cáo eForm đang vận hành của Bộ Tư pháp (tại địa chỉ https://baocao-btp.demozone.vn). Em đã áp dụng các giải pháp kỹ thuật:</w:t>
+        <w:t>Để đảm bảo module hoạt động ổn định và tuyệt đối không xung đột với hệ thống báo cáo eForm đang vận hành của Bộ Tư pháp (https://baocao-btp.demozone.vn), em đã áp dụng các nguyên tắc kiến trúc:</w:t>
       </w:r>
     </w:p>
     <w:p>
@@ -936,7 +1026,7 @@
           <w:color w:val="0F172A"/>
           <w:sz w:val="24"/>
         </w:rPr>
-        <w:t xml:space="preserve">Kiến trúc cắm ghép độc lập: </w:t>
+        <w:t xml:space="preserve">Cơ sở dữ liệu biệt lập: </w:t>
       </w:r>
       <w:r>
         <w:rPr>
@@ -944,7 +1034,7 @@
           <w:color w:val="1E293B"/>
           <w:sz w:val="24"/>
         </w:rPr>
-        <w:t>Module được thiết kế theo kiến trúc cắm ghép độc lập (Pluggable Component), có các đường dẫn dịch vụ riêng biệt, không can thiệp vào các dịch vụ báo cáo cũ.</w:t>
+        <w:t>Dữ liệu báo cáo được lưu trữ vào bảng riêng biệt (import_records), không chèn hoặc sửa đổi cấu trúc các bảng cốt lõi của eForm cũ, loại bỏ hoàn toàn nguy cơ ảnh hưởng đến dữ liệu lịch sử.</w:t>
       </w:r>
     </w:p>
     <w:p>
@@ -960,7 +1050,7 @@
           <w:color w:val="0F172A"/>
           <w:sz w:val="24"/>
         </w:rPr>
-        <w:t xml:space="preserve">Bảo toàn cơ sở dữ liệu: </w:t>
+        <w:t xml:space="preserve">Định tuyến độc lập: </w:t>
       </w:r>
       <w:r>
         <w:rPr>
@@ -968,7 +1058,7 @@
           <w:color w:val="1E293B"/>
           <w:sz w:val="24"/>
         </w:rPr>
-        <w:t>Dữ liệu nhập mới được lưu tại bảng riêng, không làm thay đổi hay chèn ép cấu trúc các bảng cốt lõi của eForm cũ, loại bỏ hoàn toàn rủi ro ảnh hưởng đến các dữ liệu lịch sử.</w:t>
+        <w:t>Tách biệt hoàn toàn các tuyến định tuyến dịch vụ mới, không làm thay đổi các dịch vụ báo cáo hành chính cũ.</w:t>
       </w:r>
     </w:p>
     <w:p>
@@ -984,7 +1074,7 @@
           <w:color w:val="0F172A"/>
           <w:sz w:val="24"/>
         </w:rPr>
-        <w:t xml:space="preserve">Linh hoạt triển khai: </w:t>
+        <w:t xml:space="preserve">Xác nhận lưu an toàn: </w:t>
       </w:r>
       <w:r>
         <w:rPr>
@@ -992,12 +1082,523 @@
           <w:color w:val="1E293B"/>
           <w:sz w:val="24"/>
         </w:rPr>
-        <w:t>Giao diện được đóng gói gọn gàng, sẵn sàng để tích hợp vào menu chính của eForm hoặc mở dạng trang nhúng độc lập tùy theo phân quyền của cán bộ.</w:t>
+        <w:t>Sau khi ghi nhận thành công, giao diện cập nhật trạng thái rõ ràng: 'Đã nhận kết quả AI' kèm thông điệp xác nhận.</w:t>
       </w:r>
     </w:p>
     <w:p>
       <w:pPr>
-        <w:spacing w:before="240" w:after="100"/>
+        <w:spacing w:before="160" w:after="60"/>
+        <w:jc w:val="center"/>
+      </w:pPr>
+      <w:r>
+        <w:drawing>
+          <wp:inline xmlns:a="http://schemas.openxmlformats.org/drawingml/2006/main" xmlns:pic="http://schemas.openxmlformats.org/drawingml/2006/picture">
+            <wp:extent cx="5669280" cy="3779520"/>
+            <wp:docPr id="4" name="Picture 4"/>
+            <wp:cNvGraphicFramePr>
+              <a:graphicFrameLocks noChangeAspect="1"/>
+            </wp:cNvGraphicFramePr>
+            <a:graphic>
+              <a:graphicData uri="http://schemas.openxmlformats.org/drawingml/2006/picture">
+                <pic:pic>
+                  <pic:nvPicPr>
+                    <pic:cNvPr id="0" name="03_Xac_nhan_luu_ket_qua_co_so_du_lieu.png"/>
+                    <pic:cNvPicPr/>
+                  </pic:nvPicPr>
+                  <pic:blipFill>
+                    <a:blip r:embed="rId12"/>
+                    <a:stretch>
+                      <a:fillRect/>
+                    </a:stretch>
+                  </pic:blipFill>
+                  <pic:spPr>
+                    <a:xfrm>
+                      <a:off x="0" y="0"/>
+                      <a:ext cx="5669280" cy="3779520"/>
+                    </a:xfrm>
+                    <a:prstGeom prst="rect"/>
+                  </pic:spPr>
+                </pic:pic>
+              </a:graphicData>
+            </a:graphic>
+          </wp:inline>
+        </w:drawing>
+      </w:r>
+    </w:p>
+    <w:p>
+      <w:pPr>
+        <w:spacing w:before="40" w:after="160"/>
+        <w:jc w:val="center"/>
+      </w:pPr>
+      <w:r>
+        <w:rPr>
+          <w:rFonts w:ascii="Times New Roman" w:hAnsi="Times New Roman"/>
+          <w:b/>
+          <w:i/>
+          <w:color w:val="334155"/>
+          <w:sz w:val="21"/>
+        </w:rPr>
+        <w:t>Hình 4. Giao diện hiển thị kết quả bóc tách thành công và xác nhận trạng thái lưu dữ liệu.</w:t>
+      </w:r>
+    </w:p>
+    <w:p>
+      <w:pPr>
+        <w:spacing w:before="200" w:after="60"/>
+      </w:pPr>
+      <w:r>
+        <w:rPr>
+          <w:rFonts w:ascii="Times New Roman" w:hAnsi="Times New Roman"/>
+          <w:b/>
+          <w:color w:val="1E293B"/>
+          <w:sz w:val="25"/>
+        </w:rPr>
+        <w:t>4. Bảng phân tích tính độc lập và tương thích của Module</w:t>
+      </w:r>
+    </w:p>
+    <w:tbl>
+      <w:tblPr>
+        <w:tblW w:type="auto" w:w="0"/>
+        <w:jc w:val="center"/>
+        <w:tblLook w:firstColumn="1" w:firstRow="1" w:lastColumn="0" w:lastRow="0" w:noHBand="0" w:noVBand="1" w:val="04A0"/>
+        <w:tblBorders>
+          <w:top w:val="single" w:sz="6" w:space="0" w:color="94A3B8"/>
+          <w:bottom w:val="single" w:sz="6" w:space="0" w:color="94A3B8"/>
+          <w:insideH w:val="single" w:sz="6" w:space="0" w:color="94A3B8"/>
+          <w:left w:val="none"/>
+          <w:right w:val="none"/>
+          <w:insideV w:val="none"/>
+        </w:tblBorders>
+      </w:tblPr>
+      <w:tblGrid>
+        <w:gridCol w:w="2437"/>
+        <w:gridCol w:w="2437"/>
+        <w:gridCol w:w="2437"/>
+        <w:gridCol w:w="2437"/>
+      </w:tblGrid>
+      <w:tr>
+        <w:tc>
+          <w:tcPr>
+            <w:tcW w:type="dxa" w:w="2160"/>
+            <w:shd w:fill="E2E8F0"/>
+            <w:tcMar>
+              <w:top w:w="70" w:type="dxa"/>
+              <w:bottom w:w="70" w:type="dxa"/>
+              <w:left w:w="90" w:type="dxa"/>
+              <w:right w:w="90" w:type="dxa"/>
+            </w:tcMar>
+          </w:tcPr>
+          <w:p>
+            <w:pPr>
+              <w:jc w:val="center"/>
+            </w:pPr>
+            <w:r>
+              <w:rPr>
+                <w:rFonts w:ascii="Times New Roman" w:hAnsi="Times New Roman"/>
+                <w:b/>
+                <w:color w:val="0F172A"/>
+                <w:sz w:val="22"/>
+              </w:rPr>
+              <w:t>Thành phần hệ thống</w:t>
+            </w:r>
+          </w:p>
+        </w:tc>
+        <w:tc>
+          <w:tcPr>
+            <w:tcW w:type="dxa" w:w="3168"/>
+            <w:shd w:fill="E2E8F0"/>
+            <w:tcMar>
+              <w:top w:w="70" w:type="dxa"/>
+              <w:bottom w:w="70" w:type="dxa"/>
+              <w:left w:w="90" w:type="dxa"/>
+              <w:right w:w="90" w:type="dxa"/>
+            </w:tcMar>
+          </w:tcPr>
+          <w:p>
+            <w:pPr>
+              <w:jc w:val="center"/>
+            </w:pPr>
+            <w:r>
+              <w:rPr>
+                <w:rFonts w:ascii="Times New Roman" w:hAnsi="Times New Roman"/>
+                <w:b/>
+                <w:color w:val="0F172A"/>
+                <w:sz w:val="22"/>
+              </w:rPr>
+              <w:t>Hệ thống eForm cũ (Bộ Tư pháp)</w:t>
+            </w:r>
+          </w:p>
+        </w:tc>
+        <w:tc>
+          <w:tcPr>
+            <w:tcW w:type="dxa" w:w="2880"/>
+            <w:shd w:fill="E2E8F0"/>
+            <w:tcMar>
+              <w:top w:w="70" w:type="dxa"/>
+              <w:bottom w:w="70" w:type="dxa"/>
+              <w:left w:w="90" w:type="dxa"/>
+              <w:right w:w="90" w:type="dxa"/>
+            </w:tcMar>
+          </w:tcPr>
+          <w:p>
+            <w:pPr>
+              <w:jc w:val="center"/>
+            </w:pPr>
+            <w:r>
+              <w:rPr>
+                <w:rFonts w:ascii="Times New Roman" w:hAnsi="Times New Roman"/>
+                <w:b/>
+                <w:color w:val="0F172A"/>
+                <w:sz w:val="22"/>
+              </w:rPr>
+              <w:t>Module Import mới phát triển</w:t>
+            </w:r>
+          </w:p>
+        </w:tc>
+        <w:tc>
+          <w:tcPr>
+            <w:tcW w:type="dxa" w:w="2160"/>
+            <w:shd w:fill="E2E8F0"/>
+            <w:tcMar>
+              <w:top w:w="70" w:type="dxa"/>
+              <w:bottom w:w="70" w:type="dxa"/>
+              <w:left w:w="90" w:type="dxa"/>
+              <w:right w:w="90" w:type="dxa"/>
+            </w:tcMar>
+          </w:tcPr>
+          <w:p>
+            <w:pPr>
+              <w:jc w:val="center"/>
+            </w:pPr>
+            <w:r>
+              <w:rPr>
+                <w:rFonts w:ascii="Times New Roman" w:hAnsi="Times New Roman"/>
+                <w:b/>
+                <w:color w:val="0F172A"/>
+                <w:sz w:val="22"/>
+              </w:rPr>
+              <w:t>Mức độ ảnh hưởng</w:t>
+            </w:r>
+          </w:p>
+        </w:tc>
+      </w:tr>
+      <w:tr>
+        <w:tc>
+          <w:tcPr>
+            <w:tcW w:type="dxa" w:w="2160"/>
+            <w:shd w:fill="FFFFFF"/>
+            <w:tcMar>
+              <w:top w:w="55" w:type="dxa"/>
+              <w:bottom w:w="55" w:type="dxa"/>
+              <w:left w:w="90" w:type="dxa"/>
+              <w:right w:w="90" w:type="dxa"/>
+            </w:tcMar>
+          </w:tcPr>
+          <w:p>
+            <w:pPr>
+              <w:jc w:val="center"/>
+            </w:pPr>
+            <w:r>
+              <w:rPr>
+                <w:rFonts w:ascii="Times New Roman" w:hAnsi="Times New Roman"/>
+                <w:b/>
+                <w:color w:val="1E293B"/>
+                <w:sz w:val="21"/>
+              </w:rPr>
+              <w:t>Cơ sở dữ liệu</w:t>
+            </w:r>
+          </w:p>
+        </w:tc>
+        <w:tc>
+          <w:tcPr>
+            <w:tcW w:type="dxa" w:w="3168"/>
+            <w:shd w:fill="FFFFFF"/>
+            <w:tcMar>
+              <w:top w:w="55" w:type="dxa"/>
+              <w:bottom w:w="55" w:type="dxa"/>
+              <w:left w:w="90" w:type="dxa"/>
+              <w:right w:w="90" w:type="dxa"/>
+            </w:tcMar>
+          </w:tcPr>
+          <w:p>
+            <w:pPr>
+              <w:jc w:val="left"/>
+            </w:pPr>
+            <w:r>
+              <w:rPr>
+                <w:rFonts w:ascii="Times New Roman" w:hAnsi="Times New Roman"/>
+                <w:color w:val="334155"/>
+                <w:sz w:val="21"/>
+              </w:rPr>
+              <w:t>Bảng: Sys_User, FormConfig, DocumentContent</w:t>
+            </w:r>
+          </w:p>
+        </w:tc>
+        <w:tc>
+          <w:tcPr>
+            <w:tcW w:type="dxa" w:w="2880"/>
+            <w:shd w:fill="FFFFFF"/>
+            <w:tcMar>
+              <w:top w:w="55" w:type="dxa"/>
+              <w:bottom w:w="55" w:type="dxa"/>
+              <w:left w:w="90" w:type="dxa"/>
+              <w:right w:w="90" w:type="dxa"/>
+            </w:tcMar>
+          </w:tcPr>
+          <w:p>
+            <w:pPr>
+              <w:jc w:val="left"/>
+            </w:pPr>
+            <w:r>
+              <w:rPr>
+                <w:rFonts w:ascii="Times New Roman" w:hAnsi="Times New Roman"/>
+                <w:color w:val="334155"/>
+                <w:sz w:val="21"/>
+              </w:rPr>
+              <w:t>Bảng biệt lập: import_records</w:t>
+            </w:r>
+          </w:p>
+        </w:tc>
+        <w:tc>
+          <w:tcPr>
+            <w:tcW w:type="dxa" w:w="2160"/>
+            <w:shd w:fill="FFFFFF"/>
+            <w:tcMar>
+              <w:top w:w="55" w:type="dxa"/>
+              <w:bottom w:w="55" w:type="dxa"/>
+              <w:left w:w="90" w:type="dxa"/>
+              <w:right w:w="90" w:type="dxa"/>
+            </w:tcMar>
+          </w:tcPr>
+          <w:p>
+            <w:pPr>
+              <w:jc w:val="left"/>
+            </w:pPr>
+            <w:r>
+              <w:rPr>
+                <w:rFonts w:ascii="Times New Roman" w:hAnsi="Times New Roman"/>
+                <w:color w:val="334155"/>
+                <w:sz w:val="21"/>
+              </w:rPr>
+              <w:t>0% ảnh hưởng (Không chèn/sửa bảng cũ)</w:t>
+            </w:r>
+          </w:p>
+        </w:tc>
+      </w:tr>
+      <w:tr>
+        <w:tc>
+          <w:tcPr>
+            <w:tcW w:type="dxa" w:w="2160"/>
+            <w:shd w:fill="F8FAFC"/>
+            <w:tcMar>
+              <w:top w:w="55" w:type="dxa"/>
+              <w:bottom w:w="55" w:type="dxa"/>
+              <w:left w:w="90" w:type="dxa"/>
+              <w:right w:w="90" w:type="dxa"/>
+            </w:tcMar>
+          </w:tcPr>
+          <w:p>
+            <w:pPr>
+              <w:jc w:val="center"/>
+            </w:pPr>
+            <w:r>
+              <w:rPr>
+                <w:rFonts w:ascii="Times New Roman" w:hAnsi="Times New Roman"/>
+                <w:b/>
+                <w:color w:val="1E293B"/>
+                <w:sz w:val="21"/>
+              </w:rPr>
+              <w:t>Tuyến dịch vụ</w:t>
+            </w:r>
+          </w:p>
+        </w:tc>
+        <w:tc>
+          <w:tcPr>
+            <w:tcW w:type="dxa" w:w="3168"/>
+            <w:shd w:fill="F8FAFC"/>
+            <w:tcMar>
+              <w:top w:w="55" w:type="dxa"/>
+              <w:bottom w:w="55" w:type="dxa"/>
+              <w:left w:w="90" w:type="dxa"/>
+              <w:right w:w="90" w:type="dxa"/>
+            </w:tcMar>
+          </w:tcPr>
+          <w:p>
+            <w:pPr>
+              <w:jc w:val="left"/>
+            </w:pPr>
+            <w:r>
+              <w:rPr>
+                <w:rFonts w:ascii="Times New Roman" w:hAnsi="Times New Roman"/>
+                <w:color w:val="334155"/>
+                <w:sz w:val="21"/>
+              </w:rPr>
+              <w:t>/api/report/*, /api/auth/*</w:t>
+            </w:r>
+          </w:p>
+        </w:tc>
+        <w:tc>
+          <w:tcPr>
+            <w:tcW w:type="dxa" w:w="2880"/>
+            <w:shd w:fill="F8FAFC"/>
+            <w:tcMar>
+              <w:top w:w="55" w:type="dxa"/>
+              <w:bottom w:w="55" w:type="dxa"/>
+              <w:left w:w="90" w:type="dxa"/>
+              <w:right w:w="90" w:type="dxa"/>
+            </w:tcMar>
+          </w:tcPr>
+          <w:p>
+            <w:pPr>
+              <w:jc w:val="left"/>
+            </w:pPr>
+            <w:r>
+              <w:rPr>
+                <w:rFonts w:ascii="Times New Roman" w:hAnsi="Times New Roman"/>
+                <w:color w:val="334155"/>
+                <w:sz w:val="21"/>
+              </w:rPr>
+              <w:t>/api/import/* (phân hệ tự trị)</w:t>
+            </w:r>
+          </w:p>
+        </w:tc>
+        <w:tc>
+          <w:tcPr>
+            <w:tcW w:type="dxa" w:w="2160"/>
+            <w:shd w:fill="F8FAFC"/>
+            <w:tcMar>
+              <w:top w:w="55" w:type="dxa"/>
+              <w:bottom w:w="55" w:type="dxa"/>
+              <w:left w:w="90" w:type="dxa"/>
+              <w:right w:w="90" w:type="dxa"/>
+            </w:tcMar>
+          </w:tcPr>
+          <w:p>
+            <w:pPr>
+              <w:jc w:val="left"/>
+            </w:pPr>
+            <w:r>
+              <w:rPr>
+                <w:rFonts w:ascii="Times New Roman" w:hAnsi="Times New Roman"/>
+                <w:color w:val="334155"/>
+                <w:sz w:val="21"/>
+              </w:rPr>
+              <w:t>0% ảnh hưởng (Tách biệt hoàn toàn)</w:t>
+            </w:r>
+          </w:p>
+        </w:tc>
+      </w:tr>
+      <w:tr>
+        <w:tc>
+          <w:tcPr>
+            <w:tcW w:type="dxa" w:w="2160"/>
+            <w:shd w:fill="FFFFFF"/>
+            <w:tcMar>
+              <w:top w:w="55" w:type="dxa"/>
+              <w:bottom w:w="55" w:type="dxa"/>
+              <w:left w:w="90" w:type="dxa"/>
+              <w:right w:w="90" w:type="dxa"/>
+            </w:tcMar>
+          </w:tcPr>
+          <w:p>
+            <w:pPr>
+              <w:jc w:val="center"/>
+            </w:pPr>
+            <w:r>
+              <w:rPr>
+                <w:rFonts w:ascii="Times New Roman" w:hAnsi="Times New Roman"/>
+                <w:b/>
+                <w:color w:val="1E293B"/>
+                <w:sz w:val="21"/>
+              </w:rPr>
+              <w:t>Giao diện người dùng</w:t>
+            </w:r>
+          </w:p>
+        </w:tc>
+        <w:tc>
+          <w:tcPr>
+            <w:tcW w:type="dxa" w:w="3168"/>
+            <w:shd w:fill="FFFFFF"/>
+            <w:tcMar>
+              <w:top w:w="55" w:type="dxa"/>
+              <w:bottom w:w="55" w:type="dxa"/>
+              <w:left w:w="90" w:type="dxa"/>
+              <w:right w:w="90" w:type="dxa"/>
+            </w:tcMar>
+          </w:tcPr>
+          <w:p>
+            <w:pPr>
+              <w:jc w:val="left"/>
+            </w:pPr>
+            <w:r>
+              <w:rPr>
+                <w:rFonts w:ascii="Times New Roman" w:hAnsi="Times New Roman"/>
+                <w:color w:val="334155"/>
+                <w:sz w:val="21"/>
+              </w:rPr>
+              <w:t>Trang quản trị báo cáo MVC cũ</w:t>
+            </w:r>
+          </w:p>
+        </w:tc>
+        <w:tc>
+          <w:tcPr>
+            <w:tcW w:type="dxa" w:w="2880"/>
+            <w:shd w:fill="FFFFFF"/>
+            <w:tcMar>
+              <w:top w:w="55" w:type="dxa"/>
+              <w:bottom w:w="55" w:type="dxa"/>
+              <w:left w:w="90" w:type="dxa"/>
+              <w:right w:w="90" w:type="dxa"/>
+            </w:tcMar>
+          </w:tcPr>
+          <w:p>
+            <w:pPr>
+              <w:jc w:val="left"/>
+            </w:pPr>
+            <w:r>
+              <w:rPr>
+                <w:rFonts w:ascii="Times New Roman" w:hAnsi="Times New Roman"/>
+                <w:color w:val="334155"/>
+                <w:sz w:val="21"/>
+              </w:rPr>
+              <w:t>Màn hình nhúng độc lập</w:t>
+            </w:r>
+          </w:p>
+        </w:tc>
+        <w:tc>
+          <w:tcPr>
+            <w:tcW w:type="dxa" w:w="2160"/>
+            <w:shd w:fill="FFFFFF"/>
+            <w:tcMar>
+              <w:top w:w="55" w:type="dxa"/>
+              <w:bottom w:w="55" w:type="dxa"/>
+              <w:left w:w="90" w:type="dxa"/>
+              <w:right w:w="90" w:type="dxa"/>
+            </w:tcMar>
+          </w:tcPr>
+          <w:p>
+            <w:pPr>
+              <w:jc w:val="left"/>
+            </w:pPr>
+            <w:r>
+              <w:rPr>
+                <w:rFonts w:ascii="Times New Roman" w:hAnsi="Times New Roman"/>
+                <w:color w:val="334155"/>
+                <w:sz w:val="21"/>
+              </w:rPr>
+              <w:t>100% tương thích, dễ tích hợp menu</w:t>
+            </w:r>
+          </w:p>
+        </w:tc>
+      </w:tr>
+    </w:tbl>
+    <w:p>
+      <w:pPr>
+        <w:spacing w:before="40" w:after="120"/>
+      </w:pPr>
+    </w:p>
+    <w:p>
+      <w:pPr>
+        <w:spacing w:before="260" w:after="100"/>
       </w:pPr>
       <w:r>
         <w:rPr>
@@ -1006,7 +1607,7 @@
           <w:color w:val="0F172A"/>
           <w:sz w:val="28"/>
         </w:rPr>
-        <w:t>III. KẾT QUẢ THỬ NGHIỆM VÀ NGHIỆM THU TỔNG THỂ</w:t>
+        <w:t>III. KẾT QUẢ KIỂM THỬ TOÀN DIỆN CỦA SINH VIÊN</w:t>
       </w:r>
     </w:p>
     <w:p>
@@ -1021,7 +1622,7 @@
           <w:color w:val="1E293B"/>
           <w:sz w:val="24"/>
         </w:rPr>
-        <w:t>Em đã thực hiện thử nghiệm tổng thể toàn bộ chu trình trên môi trường máy chủ nội bộ (http://hoang.dev.com/) bao quát tất cả các trường hợp bình thường và ngoại lệ:</w:t>
+        <w:t>Em đã thực hiện kiểm thử toàn bộ luồng từ Tải tệp -&gt; Bóc tách AI -&gt; Lưu báo cáo trên môi trường máy chủ nội bộ (http://hoang.dev.com/):</w:t>
       </w:r>
     </w:p>
     <w:tbl>
@@ -1094,7 +1695,7 @@
                 <w:color w:val="0F172A"/>
                 <w:sz w:val="22"/>
               </w:rPr>
-              <w:t>Trường hợp kiểm thử</w:t>
+              <w:t>Kịch bản kiểm thử</w:t>
             </w:r>
           </w:p>
         </w:tc>
@@ -1225,7 +1826,7 @@
                 <w:color w:val="334155"/>
                 <w:sz w:val="21"/>
               </w:rPr>
-              <w:t>Kiểm tra chặn tệp rỗng 0 byte</w:t>
+              <w:t>Chặn tệp rỗng 0 byte</w:t>
             </w:r>
           </w:p>
         </w:tc>
@@ -1354,7 +1955,7 @@
                 <w:color w:val="334155"/>
                 <w:sz w:val="21"/>
               </w:rPr>
-              <w:t>Kiểm tra chặn tệp đổi đuôi giả mạo</w:t>
+              <w:t>Chặn tệp đổi đuôi giả mạo</w:t>
             </w:r>
           </w:p>
         </w:tc>
@@ -1404,7 +2005,7 @@
                 <w:color w:val="334155"/>
                 <w:sz w:val="21"/>
               </w:rPr>
-              <w:t>Máy chủ kiểm tra Magic Byte, từ chối và báo lỗi rõ ràng</w:t>
+              <w:t>Máy chủ kiểm tra Magic Byte PK, từ chối và báo lỗi rõ ràng</w:t>
             </w:r>
           </w:p>
         </w:tc>
@@ -1483,7 +2084,7 @@
                 <w:color w:val="334155"/>
                 <w:sz w:val="21"/>
               </w:rPr>
-              <w:t>Kiểm tra tệp vượt quá 50 MB</w:t>
+              <w:t>Chặn tệp vượt quá 50 MB</w:t>
             </w:r>
           </w:p>
         </w:tc>
@@ -1612,7 +2213,7 @@
                 <w:color w:val="334155"/>
                 <w:sz w:val="21"/>
               </w:rPr>
-              <w:t>Kiểm tra toàn trình với tệp hợp lệ</w:t>
+              <w:t>Toàn trình với tệp hợp lệ 21a</w:t>
             </w:r>
           </w:p>
         </w:tc>
@@ -1741,7 +2342,7 @@
                 <w:color w:val="334155"/>
                 <w:sz w:val="21"/>
               </w:rPr>
-              <w:t>Kiểm tra lưu kết quả vào CSDL</w:t>
+              <w:t>Lưu báo cáo vào cơ sở dữ liệu</w:t>
             </w:r>
           </w:p>
         </w:tc>
@@ -1920,7 +2521,7 @@
                 <w:color w:val="334155"/>
                 <w:sz w:val="21"/>
               </w:rPr>
-              <w:t>Không có bất kỳ xung đột hay thay đổi nào trên hệ thống cũ</w:t>
+              <w:t>Không có bất kỳ xung đột nào với các chức năng cũ của eForm</w:t>
             </w:r>
           </w:p>
         </w:tc>
@@ -1959,7 +2560,7 @@
     </w:p>
     <w:p>
       <w:pPr>
-        <w:spacing w:before="240" w:after="100"/>
+        <w:spacing w:before="260" w:after="100"/>
       </w:pPr>
       <w:r>
         <w:rPr>
@@ -1984,7 +2585,7 @@
           <w:color w:val="0F172A"/>
           <w:sz w:val="24"/>
         </w:rPr>
-        <w:t xml:space="preserve">Bài học về kiểm tra dữ liệu: </w:t>
+        <w:t xml:space="preserve">Kỹ năng kiểm soát dữ liệu: </w:t>
       </w:r>
       <w:r>
         <w:rPr>
@@ -1992,7 +2593,7 @@
           <w:color w:val="1E293B"/>
           <w:sz w:val="24"/>
         </w:rPr>
-        <w:t>Việc phát hiện tệp tin giả mạo hoặc hỏng cấu trúc đòi hỏi phải hiểu rõ cấu trúc nhị phân của tệp nén OpenXML. Qua việc nghiên cứu kiểm tra Magic Bytes, em đã học hỏi thêm nhiều kiến thức thực tế về an toàn dữ liệu trong các hệ thống doanh nghiệp.</w:t>
+        <w:t>Việc xử lý các tệp tin hỏng đòi hỏi phải bao bọc ngoại lệ cẩn thận ở nhiều tầng. Em đã học được cách kiểm tra Magic Bytes nhị phân để ngăn chặn lỗi từ sớm trước khi tệp được nạp vào bộ nhớ.</w:t>
       </w:r>
     </w:p>
     <w:p>
@@ -2008,7 +2609,7 @@
           <w:color w:val="0F172A"/>
           <w:sz w:val="24"/>
         </w:rPr>
-        <w:t xml:space="preserve">Tư duy thiết kế hệ thống: </w:t>
+        <w:t xml:space="preserve">Tư duy thiết kế phần mềm: </w:t>
       </w:r>
       <w:r>
         <w:rPr>
@@ -2016,12 +2617,12 @@
           <w:color w:val="1E293B"/>
           <w:sz w:val="24"/>
         </w:rPr>
-        <w:t>Bài học lớn nhất trong giai đoạn này là luôn đặt tính an toàn và ổn định của hệ thống lên hàng đầu, thiết kế module độc lập để dễ dàng bảo trì và mở rộng trong tương lai.</w:t>
+        <w:t>Nguyên tắc thiết kế phân hệ độc lập giúp module dễ dàng triển khai vào môi trường thực tế mà không làm ảnh hưởng đến các dịch vụ đang chạy của cơ quan.</w:t>
       </w:r>
     </w:p>
     <w:p>
       <w:pPr>
-        <w:spacing w:before="240" w:after="100"/>
+        <w:spacing w:before="260" w:after="100"/>
       </w:pPr>
       <w:r>
         <w:rPr>
@@ -2045,7 +2646,22 @@
           <w:color w:val="1E293B"/>
           <w:sz w:val="24"/>
         </w:rPr>
-        <w:t>Trải qua các tuần thực tập tại Khối Chính phủ số (eGov) thuộc Công ty TNHH Nền tảng chuyển đổi số Việt Nam, dưới sự hướng dẫn tận tình của anh Đào Đức Văn, em đã hoàn thành toàn diện các mục tiêu nghiên cứu và phát triển đề tài 'Nghiên cứu và ứng dụng AI xây dựng Module Import file Excel thông minh cho hệ thống Báo cáo thống kê eForm'. Sản phẩm hoàn thành đáp ứng tốt các yêu cầu về nghiệp vụ, tính tiện dụng và độ ổn định kỹ thuật, sẵn sàng phục vụ cho công tác chuyển đổi số trong quản lý báo cáo hành chính tư pháp.</w:t>
+        <w:t>Trong Tuần 10, em đã hoàn thành 100% mục tiêu trong Kế hoạch học tập (Biểu 2). Toàn bộ chu trình từ Upload -&gt; AI Mapping -&gt; Lưu báo cáo đã vận hành ổn định tuyệt đối và hoàn toàn không gây xung đột với hệ thống cũ.</w:t>
+      </w:r>
+    </w:p>
+    <w:p>
+      <w:pPr>
+        <w:spacing w:before="40" w:after="80" w:line="300" w:lineRule="auto"/>
+        <w:jc w:val="both"/>
+      </w:pPr>
+      <w:r>
+        <w:rPr>
+          <w:rFonts w:ascii="Times New Roman" w:hAnsi="Times New Roman"/>
+          <w:i w:val="0"/>
+          <w:color w:val="1E293B"/>
+          <w:sz w:val="24"/>
+        </w:rPr>
+        <w:t>Trải qua các tuần thực tập tại Khối Chính phủ số (eGov) thuộc Công ty TNHH Nền tảng chuyển đổi số Việt Nam, dưới sự chỉ bảo tận tình của anh Đào Đức Văn, em đã hoàn thành toàn diện đề tài thực tập tốt nghiệp. Sản phẩm có tính ứng dụng thực tiễn cao, giải quyết trọn vẹn bài toán nhập liệu báo cáo thống kê ngành tư pháp.</w:t>
       </w:r>
     </w:p>
     <w:sectPr>
